--- a/CV-short.docx
+++ b/CV-short.docx
@@ -56,7 +56,6 @@
         </w:rPr>
         <w:t xml:space="preserve">Valencia, </w:t>
       </w:r>
-      <w:proofErr w:type="spellStart"/>
       <w:r>
         <w:rPr>
           <w:rFonts w:ascii="Book Antiqua" w:hAnsi="Book Antiqua"/>
@@ -64,64 +63,34 @@
           <w:color w:val="000000" w:themeColor="text1"/>
           <w:lang w:val="es-ES"/>
         </w:rPr>
-        <w:t>Valencian</w:t>
-      </w:r>
-      <w:proofErr w:type="spellEnd"/>
+        <w:t>Valencian Community, Spain</w:t>
+      </w:r>
+    </w:p>
+    <w:p>
+      <w:pPr>
+        <w:pStyle w:val="ContactInfo"/>
+        <w:framePr w:wrap="auto" w:vAnchor="margin" w:yAlign="inline"/>
+        <w:rPr>
+          <w:rFonts w:ascii="Book Antiqua" w:hAnsi="Book Antiqua"/>
+          <w:color w:val="333399"/>
+          <w:u w:val="single"/>
+        </w:rPr>
+      </w:pPr>
       <w:r>
         <w:rPr>
           <w:rFonts w:ascii="Book Antiqua" w:hAnsi="Book Antiqua"/>
           <w:b w:val="0"/>
           <w:color w:val="000000" w:themeColor="text1"/>
-          <w:lang w:val="es-ES"/>
+        </w:rPr>
+        <w:t>LinkedIn:</w:t>
+      </w:r>
+      <w:r>
+        <w:rPr>
+          <w:rFonts w:ascii="Book Antiqua" w:hAnsi="Book Antiqua"/>
+          <w:color w:val="000000" w:themeColor="text1"/>
         </w:rPr>
         <w:t xml:space="preserve"> </w:t>
       </w:r>
-      <w:proofErr w:type="spellStart"/>
-      <w:r>
-        <w:rPr>
-          <w:rFonts w:ascii="Book Antiqua" w:hAnsi="Book Antiqua"/>
-          <w:b w:val="0"/>
-          <w:color w:val="000000" w:themeColor="text1"/>
-          <w:lang w:val="es-ES"/>
-        </w:rPr>
-        <w:t>Community</w:t>
-      </w:r>
-      <w:proofErr w:type="spellEnd"/>
-      <w:r>
-        <w:rPr>
-          <w:rFonts w:ascii="Book Antiqua" w:hAnsi="Book Antiqua"/>
-          <w:b w:val="0"/>
-          <w:color w:val="000000" w:themeColor="text1"/>
-          <w:lang w:val="es-ES"/>
-        </w:rPr>
-        <w:t>, Spain</w:t>
-      </w:r>
-    </w:p>
-    <w:p>
-      <w:pPr>
-        <w:pStyle w:val="ContactInfo"/>
-        <w:framePr w:wrap="auto" w:vAnchor="margin" w:yAlign="inline"/>
-        <w:rPr>
-          <w:rFonts w:ascii="Book Antiqua" w:hAnsi="Book Antiqua"/>
-          <w:color w:val="333399"/>
-          <w:u w:val="single"/>
-        </w:rPr>
-      </w:pPr>
-      <w:r>
-        <w:rPr>
-          <w:rFonts w:ascii="Book Antiqua" w:hAnsi="Book Antiqua"/>
-          <w:b w:val="0"/>
-          <w:color w:val="000000" w:themeColor="text1"/>
-        </w:rPr>
-        <w:t>LinkedIn:</w:t>
-      </w:r>
-      <w:r>
-        <w:rPr>
-          <w:rFonts w:ascii="Book Antiqua" w:hAnsi="Book Antiqua"/>
-          <w:color w:val="000000" w:themeColor="text1"/>
-        </w:rPr>
-        <w:t xml:space="preserve"> </w:t>
-      </w:r>
       <w:bookmarkStart w:id="0" w:name="_Hlk131248873"/>
       <w:r>
         <w:fldChar w:fldCharType="begin"/>
@@ -137,33 +106,8 @@
           <w:rStyle w:val="Hyperlink"/>
           <w:rFonts w:ascii="Book Antiqua" w:hAnsi="Book Antiqua"/>
         </w:rPr>
-        <w:t>es.linkedin.com/in/</w:t>
-      </w:r>
-      <w:proofErr w:type="spellStart"/>
-      <w:r>
-        <w:rPr>
-          <w:rStyle w:val="Hyperlink"/>
-          <w:rFonts w:ascii="Book Antiqua" w:hAnsi="Book Antiqua"/>
-        </w:rPr>
-        <w:t>marfrasa</w:t>
-      </w:r>
-      <w:proofErr w:type="spellEnd"/>
-      <w:r>
-        <w:rPr>
-          <w:rStyle w:val="Hyperlink"/>
-          <w:rFonts w:ascii="Book Antiqua" w:hAnsi="Book Antiqua"/>
-        </w:rPr>
-        <w:t>/</w:t>
-      </w:r>
-      <w:proofErr w:type="spellStart"/>
-      <w:r>
-        <w:rPr>
-          <w:rStyle w:val="Hyperlink"/>
-          <w:rFonts w:ascii="Book Antiqua" w:hAnsi="Book Antiqua"/>
-        </w:rPr>
-        <w:t>en</w:t>
-      </w:r>
-      <w:proofErr w:type="spellEnd"/>
+        <w:t>es.linkedin.com/in/marfrasa/en</w:t>
+      </w:r>
       <w:r>
         <w:rPr>
           <w:rStyle w:val="Hyperlink"/>
@@ -274,7 +218,13 @@
         <w:jc w:val="both"/>
       </w:pPr>
       <w:r>
-        <w:t>I have more than twelve years of experience as a researcher in projects related to multilingual natural language processing, information retrieval, speech and image processing. I have participated in more than ten R&amp;D projects with national and international funding, in some of which I have been head and responsible of research. Those projects allowed me to acquire a strong background in machine and deep learning, generative AI, data science, analytics, and mining.</w:t>
+        <w:t>I have more than</w:t>
+      </w:r>
+      <w:r>
+        <w:t xml:space="preserve"> thirteen</w:t>
+      </w:r>
+      <w:r>
+        <w:t xml:space="preserve"> years of experience as a researcher in projects related to multilingual natural language processing, information retrieval, speech and image processing. I have participated in more than ten R&amp;D projects with national and international funding, in some of which I have been head and responsible of research. Those projects allowed me to acquire a strong background in machine and deep learning, generative AI, data science, analytics, and mining.</w:t>
       </w:r>
     </w:p>
     <w:p>
@@ -294,23 +244,7 @@
         <w:jc w:val="both"/>
       </w:pPr>
       <w:r>
-        <w:t xml:space="preserve">I obtained my PhD in computer science in the </w:t>
-      </w:r>
-      <w:proofErr w:type="spellStart"/>
-      <w:r>
-        <w:t>Universitat</w:t>
-      </w:r>
-      <w:proofErr w:type="spellEnd"/>
-      <w:r>
-        <w:t xml:space="preserve"> </w:t>
-      </w:r>
-      <w:proofErr w:type="spellStart"/>
-      <w:r>
-        <w:t>Politècnica</w:t>
-      </w:r>
-      <w:proofErr w:type="spellEnd"/>
-      <w:r>
-        <w:t xml:space="preserve"> de València (Spain) with cum laude distinction, where I also obtained my Engineer’s Degree in Computer Science and my Master’s Degree in Artificial Intelligence, Pattern Recognition and Digital Image. During my career I have published more than 40 scientific articles, organized several evaluation campaigns, and participated in several international research internships around the world.</w:t>
+        <w:t>I obtained my PhD in computer science in the Universitat Politècnica de València (Spain) with cum laude distinction, where I also obtained my Engineer’s Degree in Computer Science and my Master’s Degree in Artificial Intelligence, Pattern Recognition and Digital Image. During my career I have published more than 40 scientific articles, organized several evaluation campaigns, and participated in several international research internships around the world.</w:t>
       </w:r>
     </w:p>
     <w:p>
@@ -627,14 +561,29 @@
           <w:rFonts w:ascii="Book Antiqua" w:hAnsi="Book Antiqua"/>
           <w:sz w:val="20"/>
         </w:rPr>
-        <w:t>Responsible</w:t>
-      </w:r>
-      <w:r>
-        <w:rPr>
-          <w:rFonts w:ascii="Book Antiqua" w:hAnsi="Book Antiqua"/>
-          <w:sz w:val="20"/>
-        </w:rPr>
-        <w:t xml:space="preserve"> of analyzing business needs and design tailored AI solutions for the partner UN agencies.</w:t>
+        <w:t>Leading efforts to integrate responsible AI principles, including governance, risk assessment, and ethical considerations, into AI strategy and solution delivery</w:t>
+      </w:r>
+    </w:p>
+    <w:p>
+      <w:pPr>
+        <w:pStyle w:val="Profile"/>
+        <w:numPr>
+          <w:ilvl w:val="0"/>
+          <w:numId w:val="1"/>
+        </w:numPr>
+        <w:spacing w:after="0"/>
+        <w:jc w:val="both"/>
+        <w:rPr>
+          <w:rFonts w:ascii="Book Antiqua" w:hAnsi="Book Antiqua"/>
+          <w:sz w:val="20"/>
+        </w:rPr>
+      </w:pPr>
+      <w:r>
+        <w:rPr>
+          <w:rFonts w:ascii="Book Antiqua" w:hAnsi="Book Antiqua"/>
+          <w:sz w:val="20"/>
+        </w:rPr>
+        <w:t>Responsible of analyzing business needs and design tailored AI solutions for the partner UN agencies</w:t>
       </w:r>
     </w:p>
     <w:p>
@@ -730,7 +679,6 @@
               <w:br/>
             </w:r>
             <w:hyperlink r:id="rId10" w:history="1">
-              <w:proofErr w:type="spellStart"/>
               <w:r>
                 <w:rPr>
                   <w:rStyle w:val="Hyperlink"/>
@@ -739,7 +687,6 @@
                 </w:rPr>
                 <w:t>Symanto</w:t>
               </w:r>
-              <w:proofErr w:type="spellEnd"/>
             </w:hyperlink>
           </w:p>
         </w:tc>
@@ -850,23 +797,7 @@
           <w:rFonts w:ascii="Book Antiqua" w:hAnsi="Book Antiqua"/>
           <w:sz w:val="20"/>
         </w:rPr>
-        <w:t xml:space="preserve">Person responsible for all scientific activities of </w:t>
-      </w:r>
-      <w:proofErr w:type="spellStart"/>
-      <w:r>
-        <w:rPr>
-          <w:rFonts w:ascii="Book Antiqua" w:hAnsi="Book Antiqua"/>
-          <w:sz w:val="20"/>
-        </w:rPr>
-        <w:t>Symanto</w:t>
-      </w:r>
-      <w:proofErr w:type="spellEnd"/>
-      <w:r>
-        <w:rPr>
-          <w:rFonts w:ascii="Book Antiqua" w:hAnsi="Book Antiqua"/>
-          <w:sz w:val="20"/>
-        </w:rPr>
-        <w:t xml:space="preserve"> (artificial intelligence, natural language processing, and deep learning)</w:t>
+        <w:t>Person responsible for all scientific activities of Symanto (artificial intelligence, natural language processing, and deep learning)</w:t>
       </w:r>
     </w:p>
     <w:p>
@@ -957,6 +888,7 @@
                 <w:sz w:val="24"/>
                 <w:szCs w:val="24"/>
               </w:rPr>
+              <w:lastRenderedPageBreak/>
               <w:t>Scientific Advisor</w:t>
             </w:r>
             <w:r>
@@ -969,7 +901,6 @@
               <w:br/>
             </w:r>
             <w:hyperlink r:id="rId11" w:history="1">
-              <w:proofErr w:type="spellStart"/>
               <w:r>
                 <w:rPr>
                   <w:rStyle w:val="Hyperlink"/>
@@ -977,7 +908,6 @@
                 </w:rPr>
                 <w:t>Genaios</w:t>
               </w:r>
-              <w:proofErr w:type="spellEnd"/>
             </w:hyperlink>
           </w:p>
         </w:tc>
@@ -1099,7 +1029,6 @@
                 <w:sz w:val="24"/>
                 <w:szCs w:val="24"/>
               </w:rPr>
-              <w:lastRenderedPageBreak/>
               <w:t>Scientific Advisor</w:t>
             </w:r>
             <w:r>
@@ -1367,25 +1296,14 @@
                 <w:rStyle w:val="Hyperlink"/>
               </w:rPr>
             </w:pPr>
-            <w:proofErr w:type="spellStart"/>
-            <w:r>
-              <w:rPr>
-                <w:rFonts w:ascii="Book Antiqua" w:hAnsi="Book Antiqua"/>
-                <w:b/>
-                <w:sz w:val="24"/>
-                <w:szCs w:val="24"/>
-              </w:rPr>
-              <w:t>Adjunt</w:t>
-            </w:r>
-            <w:proofErr w:type="spellEnd"/>
-            <w:r>
-              <w:rPr>
-                <w:rFonts w:ascii="Book Antiqua" w:hAnsi="Book Antiqua"/>
-                <w:b/>
-                <w:sz w:val="24"/>
-                <w:szCs w:val="24"/>
-              </w:rPr>
-              <w:t xml:space="preserve"> Professor</w:t>
+            <w:r>
+              <w:rPr>
+                <w:rFonts w:ascii="Book Antiqua" w:hAnsi="Book Antiqua"/>
+                <w:b/>
+                <w:sz w:val="24"/>
+                <w:szCs w:val="24"/>
+              </w:rPr>
+              <w:t>Adjunt Professor</w:t>
             </w:r>
             <w:r>
               <w:rPr>
@@ -1532,7 +1450,6 @@
               </w:rPr>
               <w:t xml:space="preserve">Deep Learning </w:t>
             </w:r>
-            <w:proofErr w:type="spellStart"/>
             <w:r>
               <w:rPr>
                 <w:rFonts w:ascii="Book Antiqua" w:hAnsi="Book Antiqua"/>
@@ -1553,7 +1470,6 @@
               </w:rPr>
               <w:t>ecturer</w:t>
             </w:r>
-            <w:proofErr w:type="spellEnd"/>
             <w:r>
               <w:rPr>
                 <w:rFonts w:ascii="Book Antiqua" w:hAnsi="Book Antiqua"/>
@@ -1645,7 +1561,6 @@
               <w:br/>
             </w:r>
             <w:hyperlink r:id="rId15" w:history="1">
-              <w:proofErr w:type="spellStart"/>
               <w:r>
                 <w:rPr>
                   <w:rStyle w:val="Hyperlink"/>
@@ -1653,77 +1568,7 @@
                   <w:sz w:val="20"/>
                   <w:lang w:val="es-ES"/>
                 </w:rPr>
-                <w:t>Institut</w:t>
-              </w:r>
-              <w:proofErr w:type="spellEnd"/>
-              <w:r>
-                <w:rPr>
-                  <w:rStyle w:val="Hyperlink"/>
-                  <w:rFonts w:ascii="Book Antiqua" w:hAnsi="Book Antiqua"/>
-                  <w:sz w:val="20"/>
-                  <w:lang w:val="es-ES"/>
-                </w:rPr>
-                <w:t xml:space="preserve"> de </w:t>
-              </w:r>
-              <w:proofErr w:type="spellStart"/>
-              <w:r>
-                <w:rPr>
-                  <w:rStyle w:val="Hyperlink"/>
-                  <w:rFonts w:ascii="Book Antiqua" w:hAnsi="Book Antiqua"/>
-                  <w:sz w:val="20"/>
-                  <w:lang w:val="es-ES"/>
-                </w:rPr>
-                <w:t>Formació</w:t>
-              </w:r>
-              <w:proofErr w:type="spellEnd"/>
-              <w:r>
-                <w:rPr>
-                  <w:rStyle w:val="Hyperlink"/>
-                  <w:rFonts w:ascii="Book Antiqua" w:hAnsi="Book Antiqua"/>
-                  <w:sz w:val="20"/>
-                  <w:lang w:val="es-ES"/>
-                </w:rPr>
-                <w:t xml:space="preserve"> </w:t>
-              </w:r>
-              <w:proofErr w:type="spellStart"/>
-              <w:r>
-                <w:rPr>
-                  <w:rStyle w:val="Hyperlink"/>
-                  <w:rFonts w:ascii="Book Antiqua" w:hAnsi="Book Antiqua"/>
-                  <w:sz w:val="20"/>
-                  <w:lang w:val="es-ES"/>
-                </w:rPr>
-                <w:t>Contínua</w:t>
-              </w:r>
-              <w:proofErr w:type="spellEnd"/>
-              <w:r>
-                <w:rPr>
-                  <w:rStyle w:val="Hyperlink"/>
-                  <w:rFonts w:ascii="Book Antiqua" w:hAnsi="Book Antiqua"/>
-                  <w:sz w:val="20"/>
-                  <w:lang w:val="es-ES"/>
-                </w:rPr>
-                <w:t xml:space="preserve"> IL3 - </w:t>
-              </w:r>
-              <w:proofErr w:type="spellStart"/>
-              <w:r>
-                <w:rPr>
-                  <w:rStyle w:val="Hyperlink"/>
-                  <w:rFonts w:ascii="Book Antiqua" w:hAnsi="Book Antiqua"/>
-                  <w:sz w:val="20"/>
-                  <w:lang w:val="es-ES"/>
-                </w:rPr>
-                <w:t>Universitat</w:t>
-              </w:r>
-              <w:proofErr w:type="spellEnd"/>
-              <w:r>
-                <w:rPr>
-                  <w:rStyle w:val="Hyperlink"/>
-                  <w:rFonts w:ascii="Book Antiqua" w:hAnsi="Book Antiqua"/>
-                  <w:sz w:val="20"/>
-                  <w:lang w:val="es-ES"/>
-                </w:rPr>
-                <w:t xml:space="preserve"> de Barcelona (UB)</w:t>
+                <w:t>Institut de Formació Contínua IL3 - Universitat de Barcelona (UB)</w:t>
               </w:r>
             </w:hyperlink>
           </w:p>
@@ -1866,7 +1711,6 @@
               <w:br/>
             </w:r>
             <w:hyperlink r:id="rId16" w:history="1">
-              <w:proofErr w:type="spellStart"/>
               <w:r>
                 <w:rPr>
                   <w:rStyle w:val="Hyperlink"/>
@@ -1875,7 +1719,6 @@
                 </w:rPr>
                 <w:t>Symanto</w:t>
               </w:r>
-              <w:proofErr w:type="spellEnd"/>
             </w:hyperlink>
           </w:p>
         </w:tc>
@@ -2023,7 +1866,6 @@
                 <w:lang w:val="es-ES"/>
               </w:rPr>
             </w:pPr>
-            <w:proofErr w:type="spellStart"/>
             <w:r>
               <w:rPr>
                 <w:rFonts w:ascii="Book Antiqua" w:hAnsi="Book Antiqua"/>
@@ -2034,7 +1876,6 @@
               </w:rPr>
               <w:t>Collaborator</w:t>
             </w:r>
-            <w:proofErr w:type="spellEnd"/>
             <w:r>
               <w:rPr>
                 <w:rFonts w:ascii="Book Antiqua" w:hAnsi="Book Antiqua"/>
@@ -2126,7 +1967,6 @@
               <w:br/>
             </w:r>
             <w:hyperlink r:id="rId17" w:history="1">
-              <w:proofErr w:type="spellStart"/>
               <w:r>
                 <w:rPr>
                   <w:rStyle w:val="Hyperlink"/>
@@ -2134,77 +1974,7 @@
                   <w:sz w:val="20"/>
                   <w:lang w:val="es-ES"/>
                 </w:rPr>
-                <w:t>Institut</w:t>
-              </w:r>
-              <w:proofErr w:type="spellEnd"/>
-              <w:r>
-                <w:rPr>
-                  <w:rStyle w:val="Hyperlink"/>
-                  <w:rFonts w:ascii="Book Antiqua" w:hAnsi="Book Antiqua"/>
-                  <w:sz w:val="20"/>
-                  <w:lang w:val="es-ES"/>
-                </w:rPr>
-                <w:t xml:space="preserve"> de </w:t>
-              </w:r>
-              <w:proofErr w:type="spellStart"/>
-              <w:r>
-                <w:rPr>
-                  <w:rStyle w:val="Hyperlink"/>
-                  <w:rFonts w:ascii="Book Antiqua" w:hAnsi="Book Antiqua"/>
-                  <w:sz w:val="20"/>
-                  <w:lang w:val="es-ES"/>
-                </w:rPr>
-                <w:t>Formació</w:t>
-              </w:r>
-              <w:proofErr w:type="spellEnd"/>
-              <w:r>
-                <w:rPr>
-                  <w:rStyle w:val="Hyperlink"/>
-                  <w:rFonts w:ascii="Book Antiqua" w:hAnsi="Book Antiqua"/>
-                  <w:sz w:val="20"/>
-                  <w:lang w:val="es-ES"/>
-                </w:rPr>
-                <w:t xml:space="preserve"> </w:t>
-              </w:r>
-              <w:proofErr w:type="spellStart"/>
-              <w:r>
-                <w:rPr>
-                  <w:rStyle w:val="Hyperlink"/>
-                  <w:rFonts w:ascii="Book Antiqua" w:hAnsi="Book Antiqua"/>
-                  <w:sz w:val="20"/>
-                  <w:lang w:val="es-ES"/>
-                </w:rPr>
-                <w:t>Contínua</w:t>
-              </w:r>
-              <w:proofErr w:type="spellEnd"/>
-              <w:r>
-                <w:rPr>
-                  <w:rStyle w:val="Hyperlink"/>
-                  <w:rFonts w:ascii="Book Antiqua" w:hAnsi="Book Antiqua"/>
-                  <w:sz w:val="20"/>
-                  <w:lang w:val="es-ES"/>
-                </w:rPr>
-                <w:t xml:space="preserve"> IL3 - </w:t>
-              </w:r>
-              <w:proofErr w:type="spellStart"/>
-              <w:r>
-                <w:rPr>
-                  <w:rStyle w:val="Hyperlink"/>
-                  <w:rFonts w:ascii="Book Antiqua" w:hAnsi="Book Antiqua"/>
-                  <w:sz w:val="20"/>
-                  <w:lang w:val="es-ES"/>
-                </w:rPr>
-                <w:t>Universitat</w:t>
-              </w:r>
-              <w:proofErr w:type="spellEnd"/>
-              <w:r>
-                <w:rPr>
-                  <w:rStyle w:val="Hyperlink"/>
-                  <w:rFonts w:ascii="Book Antiqua" w:hAnsi="Book Antiqua"/>
-                  <w:sz w:val="20"/>
-                  <w:lang w:val="es-ES"/>
-                </w:rPr>
-                <w:t xml:space="preserve"> de Barcelona (UB)</w:t>
+                <w:t>Institut de Formació Contínua IL3 - Universitat de Barcelona (UB)</w:t>
               </w:r>
             </w:hyperlink>
           </w:p>
@@ -2336,7 +2106,6 @@
               <w:br/>
             </w:r>
             <w:hyperlink r:id="rId18" w:history="1">
-              <w:proofErr w:type="spellStart"/>
               <w:r>
                 <w:rPr>
                   <w:rStyle w:val="Hyperlink"/>
@@ -2345,7 +2114,6 @@
                 </w:rPr>
                 <w:t>Symanto</w:t>
               </w:r>
-              <w:proofErr w:type="spellEnd"/>
             </w:hyperlink>
           </w:p>
         </w:tc>
@@ -2556,7 +2324,6 @@
               <w:br/>
             </w:r>
             <w:hyperlink r:id="rId19" w:history="1">
-              <w:proofErr w:type="spellStart"/>
               <w:r>
                 <w:rPr>
                   <w:rStyle w:val="Hyperlink"/>
@@ -2565,7 +2332,6 @@
                 </w:rPr>
                 <w:t>Symanto</w:t>
               </w:r>
-              <w:proofErr w:type="spellEnd"/>
             </w:hyperlink>
           </w:p>
         </w:tc>
@@ -2724,7 +2490,6 @@
               <w:br/>
             </w:r>
             <w:hyperlink r:id="rId20" w:history="1">
-              <w:proofErr w:type="spellStart"/>
               <w:r>
                 <w:rPr>
                   <w:rStyle w:val="Hyperlink"/>
@@ -2733,7 +2498,6 @@
                 </w:rPr>
                 <w:t>Symanto</w:t>
               </w:r>
-              <w:proofErr w:type="spellEnd"/>
             </w:hyperlink>
           </w:p>
         </w:tc>
@@ -3011,7 +2775,6 @@
                 <w:sz w:val="24"/>
                 <w:szCs w:val="24"/>
               </w:rPr>
-              <w:lastRenderedPageBreak/>
               <w:t>Data Scientist</w:t>
             </w:r>
             <w:r>
@@ -3024,7 +2787,6 @@
               <w:br/>
             </w:r>
             <w:hyperlink r:id="rId23" w:history="1">
-              <w:proofErr w:type="spellStart"/>
               <w:r>
                 <w:rPr>
                   <w:rStyle w:val="Hyperlink"/>
@@ -3033,7 +2795,6 @@
                 </w:rPr>
                 <w:t>Symanto</w:t>
               </w:r>
-              <w:proofErr w:type="spellEnd"/>
             </w:hyperlink>
           </w:p>
         </w:tc>
@@ -3182,41 +2943,13 @@
               <w:t xml:space="preserve">, </w:t>
             </w:r>
             <w:hyperlink r:id="rId25" w:history="1">
-              <w:proofErr w:type="spellStart"/>
               <w:r>
                 <w:rPr>
                   <w:rStyle w:val="Hyperlink"/>
                   <w:rFonts w:ascii="Book Antiqua" w:hAnsi="Book Antiqua"/>
                   <w:sz w:val="20"/>
                 </w:rPr>
-                <w:t>Universitat</w:t>
-              </w:r>
-              <w:proofErr w:type="spellEnd"/>
-              <w:r>
-                <w:rPr>
-                  <w:rStyle w:val="Hyperlink"/>
-                  <w:rFonts w:ascii="Book Antiqua" w:hAnsi="Book Antiqua"/>
-                  <w:sz w:val="20"/>
-                </w:rPr>
-                <w:t xml:space="preserve"> </w:t>
-              </w:r>
-              <w:proofErr w:type="spellStart"/>
-              <w:r>
-                <w:rPr>
-                  <w:rStyle w:val="Hyperlink"/>
-                  <w:rFonts w:ascii="Book Antiqua" w:hAnsi="Book Antiqua"/>
-                  <w:sz w:val="20"/>
-                </w:rPr>
-                <w:t>Politècnica</w:t>
-              </w:r>
-              <w:proofErr w:type="spellEnd"/>
-              <w:r>
-                <w:rPr>
-                  <w:rStyle w:val="Hyperlink"/>
-                  <w:rFonts w:ascii="Book Antiqua" w:hAnsi="Book Antiqua"/>
-                  <w:sz w:val="20"/>
-                </w:rPr>
-                <w:t xml:space="preserve"> de València</w:t>
+                <w:t>Universitat Politècnica de València</w:t>
               </w:r>
             </w:hyperlink>
           </w:p>
@@ -3585,21 +3318,12 @@
           <w:sz w:val="20"/>
         </w:rPr>
       </w:pPr>
-      <w:proofErr w:type="spellStart"/>
-      <w:r>
-        <w:rPr>
-          <w:rFonts w:ascii="Book Antiqua" w:hAnsi="Book Antiqua"/>
-          <w:sz w:val="20"/>
-        </w:rPr>
-        <w:t>MultiJEDI</w:t>
-      </w:r>
-      <w:proofErr w:type="spellEnd"/>
-      <w:r>
-        <w:rPr>
-          <w:rFonts w:ascii="Book Antiqua" w:hAnsi="Book Antiqua"/>
-          <w:sz w:val="20"/>
-        </w:rPr>
-        <w:t xml:space="preserve"> research project, funded by the 5-year ERC Starting Grant No. 259234</w:t>
+      <w:r>
+        <w:rPr>
+          <w:rFonts w:ascii="Book Antiqua" w:hAnsi="Book Antiqua"/>
+          <w:sz w:val="20"/>
+        </w:rPr>
+        <w:t>MultiJEDI research project, funded by the 5-year ERC Starting Grant No. 259234</w:t>
       </w:r>
     </w:p>
     <w:tbl>
@@ -3663,9 +3387,18 @@
                   <w:sz w:val="20"/>
                   <w:lang w:val="es-ES"/>
                 </w:rPr>
-                <w:t xml:space="preserve">NLE </w:t>
+                <w:t>NLE Lab</w:t>
               </w:r>
-              <w:proofErr w:type="spellStart"/>
+            </w:hyperlink>
+            <w:r>
+              <w:rPr>
+                <w:rFonts w:ascii="Book Antiqua" w:hAnsi="Book Antiqua"/>
+                <w:sz w:val="20"/>
+                <w:lang w:val="es-ES"/>
+              </w:rPr>
+              <w:t xml:space="preserve">, </w:t>
+            </w:r>
+            <w:hyperlink r:id="rId31" w:history="1">
               <w:r>
                 <w:rPr>
                   <w:rStyle w:val="Hyperlink"/>
@@ -3673,58 +3406,7 @@
                   <w:sz w:val="20"/>
                   <w:lang w:val="es-ES"/>
                 </w:rPr>
-                <w:t>Lab</w:t>
-              </w:r>
-              <w:proofErr w:type="spellEnd"/>
-            </w:hyperlink>
-            <w:r>
-              <w:rPr>
-                <w:rFonts w:ascii="Book Antiqua" w:hAnsi="Book Antiqua"/>
-                <w:sz w:val="20"/>
-                <w:lang w:val="es-ES"/>
-              </w:rPr>
-              <w:t xml:space="preserve">, </w:t>
-            </w:r>
-            <w:hyperlink r:id="rId31" w:history="1">
-              <w:proofErr w:type="spellStart"/>
-              <w:r>
-                <w:rPr>
-                  <w:rStyle w:val="Hyperlink"/>
-                  <w:rFonts w:ascii="Book Antiqua" w:hAnsi="Book Antiqua"/>
-                  <w:sz w:val="20"/>
-                  <w:lang w:val="es-ES"/>
-                </w:rPr>
-                <w:t>Universitat</w:t>
-              </w:r>
-              <w:proofErr w:type="spellEnd"/>
-              <w:r>
-                <w:rPr>
-                  <w:rStyle w:val="Hyperlink"/>
-                  <w:rFonts w:ascii="Book Antiqua" w:hAnsi="Book Antiqua"/>
-                  <w:sz w:val="20"/>
-                  <w:lang w:val="es-ES"/>
-                </w:rPr>
-                <w:t xml:space="preserve"> </w:t>
-              </w:r>
-              <w:proofErr w:type="spellStart"/>
-              <w:r>
-                <w:rPr>
-                  <w:rStyle w:val="Hyperlink"/>
-                  <w:rFonts w:ascii="Book Antiqua" w:hAnsi="Book Antiqua"/>
-                  <w:sz w:val="20"/>
-                  <w:lang w:val="es-ES"/>
-                </w:rPr>
-                <w:t>Politècnica</w:t>
-              </w:r>
-              <w:proofErr w:type="spellEnd"/>
-              <w:r>
-                <w:rPr>
-                  <w:rStyle w:val="Hyperlink"/>
-                  <w:rFonts w:ascii="Book Antiqua" w:hAnsi="Book Antiqua"/>
-                  <w:sz w:val="20"/>
-                  <w:lang w:val="es-ES"/>
-                </w:rPr>
-                <w:t xml:space="preserve"> de València</w:t>
+                <w:t>Universitat Politècnica de València</w:t>
               </w:r>
             </w:hyperlink>
           </w:p>
@@ -3915,7 +3597,6 @@
               <w:br/>
             </w:r>
             <w:hyperlink r:id="rId32" w:history="1">
-              <w:proofErr w:type="spellStart"/>
               <w:r>
                 <w:rPr>
                   <w:rStyle w:val="Hyperlink"/>
@@ -3923,37 +3604,7 @@
                   <w:sz w:val="24"/>
                   <w:szCs w:val="24"/>
                 </w:rPr>
-                <w:t>Universitat</w:t>
-              </w:r>
-              <w:proofErr w:type="spellEnd"/>
-              <w:r>
-                <w:rPr>
-                  <w:rStyle w:val="Hyperlink"/>
-                  <w:rFonts w:ascii="Book Antiqua" w:hAnsi="Book Antiqua"/>
-                  <w:sz w:val="24"/>
-                  <w:szCs w:val="24"/>
-                </w:rPr>
-                <w:t xml:space="preserve"> </w:t>
-              </w:r>
-              <w:proofErr w:type="spellStart"/>
-              <w:r>
-                <w:rPr>
-                  <w:rStyle w:val="Hyperlink"/>
-                  <w:rFonts w:ascii="Book Antiqua" w:hAnsi="Book Antiqua"/>
-                  <w:sz w:val="24"/>
-                  <w:szCs w:val="24"/>
-                </w:rPr>
-                <w:t>Politècnica</w:t>
-              </w:r>
-              <w:proofErr w:type="spellEnd"/>
-              <w:r>
-                <w:rPr>
-                  <w:rStyle w:val="Hyperlink"/>
-                  <w:rFonts w:ascii="Book Antiqua" w:hAnsi="Book Antiqua"/>
-                  <w:sz w:val="24"/>
-                  <w:szCs w:val="24"/>
-                </w:rPr>
-                <w:t xml:space="preserve"> de València</w:t>
+                <w:t>Universitat Politècnica de València</w:t>
               </w:r>
             </w:hyperlink>
             <w:r>
@@ -4159,7 +3810,6 @@
               <w:br/>
             </w:r>
             <w:hyperlink r:id="rId33" w:history="1">
-              <w:proofErr w:type="spellStart"/>
               <w:r>
                 <w:rPr>
                   <w:rStyle w:val="Hyperlink"/>
@@ -4168,40 +3818,7 @@
                   <w:szCs w:val="24"/>
                   <w:lang w:val="es-ES"/>
                 </w:rPr>
-                <w:t>Universitat</w:t>
-              </w:r>
-              <w:proofErr w:type="spellEnd"/>
-              <w:r>
-                <w:rPr>
-                  <w:rStyle w:val="Hyperlink"/>
-                  <w:rFonts w:ascii="Book Antiqua" w:hAnsi="Book Antiqua"/>
-                  <w:sz w:val="24"/>
-                  <w:szCs w:val="24"/>
-                  <w:lang w:val="es-ES"/>
-                </w:rPr>
-                <w:t xml:space="preserve"> </w:t>
-              </w:r>
-              <w:proofErr w:type="spellStart"/>
-              <w:r>
-                <w:rPr>
-                  <w:rStyle w:val="Hyperlink"/>
-                  <w:rFonts w:ascii="Book Antiqua" w:hAnsi="Book Antiqua"/>
-                  <w:sz w:val="24"/>
-                  <w:szCs w:val="24"/>
-                  <w:lang w:val="es-ES"/>
-                </w:rPr>
-                <w:t>Politècnica</w:t>
-              </w:r>
-              <w:proofErr w:type="spellEnd"/>
-              <w:r>
-                <w:rPr>
-                  <w:rStyle w:val="Hyperlink"/>
-                  <w:rFonts w:ascii="Book Antiqua" w:hAnsi="Book Antiqua"/>
-                  <w:sz w:val="24"/>
-                  <w:szCs w:val="24"/>
-                  <w:lang w:val="es-ES"/>
-                </w:rPr>
-                <w:t xml:space="preserve"> de València</w:t>
+                <w:t>Universitat Politècnica de València</w:t>
               </w:r>
             </w:hyperlink>
             <w:r>
@@ -4346,7 +3963,6 @@
               <w:br/>
             </w:r>
             <w:hyperlink r:id="rId34" w:history="1">
-              <w:proofErr w:type="spellStart"/>
               <w:r>
                 <w:rPr>
                   <w:rStyle w:val="Hyperlink"/>
@@ -4354,37 +3970,7 @@
                   <w:sz w:val="24"/>
                   <w:szCs w:val="24"/>
                 </w:rPr>
-                <w:t>Universitat</w:t>
-              </w:r>
-              <w:proofErr w:type="spellEnd"/>
-              <w:r>
-                <w:rPr>
-                  <w:rStyle w:val="Hyperlink"/>
-                  <w:rFonts w:ascii="Book Antiqua" w:hAnsi="Book Antiqua"/>
-                  <w:sz w:val="24"/>
-                  <w:szCs w:val="24"/>
-                </w:rPr>
-                <w:t xml:space="preserve"> </w:t>
-              </w:r>
-              <w:proofErr w:type="spellStart"/>
-              <w:r>
-                <w:rPr>
-                  <w:rStyle w:val="Hyperlink"/>
-                  <w:rFonts w:ascii="Book Antiqua" w:hAnsi="Book Antiqua"/>
-                  <w:sz w:val="24"/>
-                  <w:szCs w:val="24"/>
-                </w:rPr>
-                <w:t>Politècnica</w:t>
-              </w:r>
-              <w:proofErr w:type="spellEnd"/>
-              <w:r>
-                <w:rPr>
-                  <w:rStyle w:val="Hyperlink"/>
-                  <w:rFonts w:ascii="Book Antiqua" w:hAnsi="Book Antiqua"/>
-                  <w:sz w:val="24"/>
-                  <w:szCs w:val="24"/>
-                </w:rPr>
-                <w:t xml:space="preserve"> de València</w:t>
+                <w:t>Universitat Politècnica de València</w:t>
               </w:r>
             </w:hyperlink>
             <w:r>
@@ -5824,7 +5410,6 @@
   <w:style w:type="character" w:default="1" w:styleId="DefaultParagraphFont">
     <w:name w:val="Default Paragraph Font"/>
     <w:uiPriority w:val="1"/>
-    <w:semiHidden/>
     <w:unhideWhenUsed/>
   </w:style>
   <w:style w:type="table" w:default="1" w:styleId="TableNormal">

--- a/CV-short.docx
+++ b/CV-short.docx
@@ -56,6 +56,7 @@
         </w:rPr>
         <w:t xml:space="preserve">Valencia, </w:t>
       </w:r>
+      <w:proofErr w:type="spellStart"/>
       <w:r>
         <w:rPr>
           <w:rFonts w:ascii="Book Antiqua" w:hAnsi="Book Antiqua"/>
@@ -63,7 +64,37 @@
           <w:color w:val="000000" w:themeColor="text1"/>
           <w:lang w:val="es-ES"/>
         </w:rPr>
-        <w:t>Valencian Community, Spain</w:t>
+        <w:t>Valencian</w:t>
+      </w:r>
+      <w:proofErr w:type="spellEnd"/>
+      <w:r>
+        <w:rPr>
+          <w:rFonts w:ascii="Book Antiqua" w:hAnsi="Book Antiqua"/>
+          <w:b w:val="0"/>
+          <w:color w:val="000000" w:themeColor="text1"/>
+          <w:lang w:val="es-ES"/>
+        </w:rPr>
+        <w:t xml:space="preserve"> </w:t>
+      </w:r>
+      <w:proofErr w:type="spellStart"/>
+      <w:r>
+        <w:rPr>
+          <w:rFonts w:ascii="Book Antiqua" w:hAnsi="Book Antiqua"/>
+          <w:b w:val="0"/>
+          <w:color w:val="000000" w:themeColor="text1"/>
+          <w:lang w:val="es-ES"/>
+        </w:rPr>
+        <w:t>Community</w:t>
+      </w:r>
+      <w:proofErr w:type="spellEnd"/>
+      <w:r>
+        <w:rPr>
+          <w:rFonts w:ascii="Book Antiqua" w:hAnsi="Book Antiqua"/>
+          <w:b w:val="0"/>
+          <w:color w:val="000000" w:themeColor="text1"/>
+          <w:lang w:val="es-ES"/>
+        </w:rPr>
+        <w:t>, Spain</w:t>
       </w:r>
     </w:p>
     <w:p>
@@ -106,8 +137,33 @@
           <w:rStyle w:val="Hyperlink"/>
           <w:rFonts w:ascii="Book Antiqua" w:hAnsi="Book Antiqua"/>
         </w:rPr>
-        <w:t>es.linkedin.com/in/marfrasa/en</w:t>
-      </w:r>
+        <w:t>es.linkedin.com/in/</w:t>
+      </w:r>
+      <w:proofErr w:type="spellStart"/>
+      <w:r>
+        <w:rPr>
+          <w:rStyle w:val="Hyperlink"/>
+          <w:rFonts w:ascii="Book Antiqua" w:hAnsi="Book Antiqua"/>
+        </w:rPr>
+        <w:t>marfrasa</w:t>
+      </w:r>
+      <w:proofErr w:type="spellEnd"/>
+      <w:r>
+        <w:rPr>
+          <w:rStyle w:val="Hyperlink"/>
+          <w:rFonts w:ascii="Book Antiqua" w:hAnsi="Book Antiqua"/>
+        </w:rPr>
+        <w:t>/</w:t>
+      </w:r>
+      <w:proofErr w:type="spellStart"/>
+      <w:r>
+        <w:rPr>
+          <w:rStyle w:val="Hyperlink"/>
+          <w:rFonts w:ascii="Book Antiqua" w:hAnsi="Book Antiqua"/>
+        </w:rPr>
+        <w:t>en</w:t>
+      </w:r>
+      <w:proofErr w:type="spellEnd"/>
       <w:r>
         <w:rPr>
           <w:rStyle w:val="Hyperlink"/>
@@ -244,7 +300,23 @@
         <w:jc w:val="both"/>
       </w:pPr>
       <w:r>
-        <w:t>I obtained my PhD in computer science in the Universitat Politècnica de València (Spain) with cum laude distinction, where I also obtained my Engineer’s Degree in Computer Science and my Master’s Degree in Artificial Intelligence, Pattern Recognition and Digital Image. During my career I have published more than 40 scientific articles, organized several evaluation campaigns, and participated in several international research internships around the world.</w:t>
+        <w:t xml:space="preserve">I obtained my PhD in computer science in the </w:t>
+      </w:r>
+      <w:proofErr w:type="spellStart"/>
+      <w:r>
+        <w:t>Universitat</w:t>
+      </w:r>
+      <w:proofErr w:type="spellEnd"/>
+      <w:r>
+        <w:t xml:space="preserve"> </w:t>
+      </w:r>
+      <w:proofErr w:type="spellStart"/>
+      <w:r>
+        <w:t>Politècnica</w:t>
+      </w:r>
+      <w:proofErr w:type="spellEnd"/>
+      <w:r>
+        <w:t xml:space="preserve"> de València (Spain) with cum laude distinction, where I also obtained my Engineer’s Degree in Computer Science and my Master’s Degree in Artificial Intelligence, Pattern Recognition and Digital Image. During my career I have published more than 40 scientific articles, organized several evaluation campaigns, and participated in several international research internships around the world.</w:t>
       </w:r>
     </w:p>
     <w:p>
@@ -679,6 +751,7 @@
               <w:br/>
             </w:r>
             <w:hyperlink r:id="rId10" w:history="1">
+              <w:proofErr w:type="spellStart"/>
               <w:r>
                 <w:rPr>
                   <w:rStyle w:val="Hyperlink"/>
@@ -687,6 +760,7 @@
                 </w:rPr>
                 <w:t>Symanto</w:t>
               </w:r>
+              <w:proofErr w:type="spellEnd"/>
             </w:hyperlink>
           </w:p>
         </w:tc>
@@ -797,7 +871,23 @@
           <w:rFonts w:ascii="Book Antiqua" w:hAnsi="Book Antiqua"/>
           <w:sz w:val="20"/>
         </w:rPr>
-        <w:t>Person responsible for all scientific activities of Symanto (artificial intelligence, natural language processing, and deep learning)</w:t>
+        <w:t xml:space="preserve">Person responsible for all scientific activities of </w:t>
+      </w:r>
+      <w:proofErr w:type="spellStart"/>
+      <w:r>
+        <w:rPr>
+          <w:rFonts w:ascii="Book Antiqua" w:hAnsi="Book Antiqua"/>
+          <w:sz w:val="20"/>
+        </w:rPr>
+        <w:t>Symanto</w:t>
+      </w:r>
+      <w:proofErr w:type="spellEnd"/>
+      <w:r>
+        <w:rPr>
+          <w:rFonts w:ascii="Book Antiqua" w:hAnsi="Book Antiqua"/>
+          <w:sz w:val="20"/>
+        </w:rPr>
+        <w:t xml:space="preserve"> (artificial intelligence, natural language processing, and deep learning)</w:t>
       </w:r>
     </w:p>
     <w:p>
@@ -901,6 +991,7 @@
               <w:br/>
             </w:r>
             <w:hyperlink r:id="rId11" w:history="1">
+              <w:proofErr w:type="spellStart"/>
               <w:r>
                 <w:rPr>
                   <w:rStyle w:val="Hyperlink"/>
@@ -908,6 +999,7 @@
                 </w:rPr>
                 <w:t>Genaios</w:t>
               </w:r>
+              <w:proofErr w:type="spellEnd"/>
             </w:hyperlink>
           </w:p>
         </w:tc>
@@ -1296,14 +1388,25 @@
                 <w:rStyle w:val="Hyperlink"/>
               </w:rPr>
             </w:pPr>
-            <w:r>
-              <w:rPr>
-                <w:rFonts w:ascii="Book Antiqua" w:hAnsi="Book Antiqua"/>
-                <w:b/>
-                <w:sz w:val="24"/>
-                <w:szCs w:val="24"/>
-              </w:rPr>
-              <w:t>Adjunt Professor</w:t>
+            <w:proofErr w:type="spellStart"/>
+            <w:r>
+              <w:rPr>
+                <w:rFonts w:ascii="Book Antiqua" w:hAnsi="Book Antiqua"/>
+                <w:b/>
+                <w:sz w:val="24"/>
+                <w:szCs w:val="24"/>
+              </w:rPr>
+              <w:t>Adjunt</w:t>
+            </w:r>
+            <w:proofErr w:type="spellEnd"/>
+            <w:r>
+              <w:rPr>
+                <w:rFonts w:ascii="Book Antiqua" w:hAnsi="Book Antiqua"/>
+                <w:b/>
+                <w:sz w:val="24"/>
+                <w:szCs w:val="24"/>
+              </w:rPr>
+              <w:t xml:space="preserve"> Professor</w:t>
             </w:r>
             <w:r>
               <w:rPr>
@@ -1340,7 +1443,28 @@
                 <w:rFonts w:ascii="Book Antiqua" w:hAnsi="Book Antiqua"/>
                 <w:sz w:val="20"/>
               </w:rPr>
-              <w:t xml:space="preserve">Subjects: artificial intelligence projects; project management </w:t>
+              <w:t>Subjects: artificial intelligence projects; project management</w:t>
+            </w:r>
+            <w:r>
+              <w:rPr>
+                <w:rFonts w:ascii="Book Antiqua" w:hAnsi="Book Antiqua"/>
+                <w:sz w:val="20"/>
+              </w:rPr>
+              <w:t>; I</w:t>
+            </w:r>
+            <w:r>
+              <w:rPr>
+                <w:rFonts w:ascii="Book Antiqua" w:hAnsi="Book Antiqua"/>
+                <w:sz w:val="20"/>
+              </w:rPr>
+              <w:t>ntelligence and reasoning in the context of AI</w:t>
+            </w:r>
+            <w:r>
+              <w:rPr>
+                <w:rFonts w:ascii="Book Antiqua" w:hAnsi="Book Antiqua"/>
+                <w:sz w:val="20"/>
+              </w:rPr>
+              <w:t xml:space="preserve"> </w:t>
             </w:r>
           </w:p>
         </w:tc>
@@ -1450,6 +1574,7 @@
               </w:rPr>
               <w:t xml:space="preserve">Deep Learning </w:t>
             </w:r>
+            <w:proofErr w:type="spellStart"/>
             <w:r>
               <w:rPr>
                 <w:rFonts w:ascii="Book Antiqua" w:hAnsi="Book Antiqua"/>
@@ -1470,6 +1595,7 @@
               </w:rPr>
               <w:t>ecturer</w:t>
             </w:r>
+            <w:proofErr w:type="spellEnd"/>
             <w:r>
               <w:rPr>
                 <w:rFonts w:ascii="Book Antiqua" w:hAnsi="Book Antiqua"/>
@@ -1568,7 +1694,67 @@
                   <w:sz w:val="20"/>
                   <w:lang w:val="es-ES"/>
                 </w:rPr>
-                <w:t>Institut de Formació Contínua IL3 - Universitat de Barcelona (UB)</w:t>
+                <w:t xml:space="preserve">Institut de </w:t>
+              </w:r>
+              <w:proofErr w:type="spellStart"/>
+              <w:r>
+                <w:rPr>
+                  <w:rStyle w:val="Hyperlink"/>
+                  <w:rFonts w:ascii="Book Antiqua" w:hAnsi="Book Antiqua"/>
+                  <w:sz w:val="20"/>
+                  <w:lang w:val="es-ES"/>
+                </w:rPr>
+                <w:t>Formació</w:t>
+              </w:r>
+              <w:proofErr w:type="spellEnd"/>
+              <w:r>
+                <w:rPr>
+                  <w:rStyle w:val="Hyperlink"/>
+                  <w:rFonts w:ascii="Book Antiqua" w:hAnsi="Book Antiqua"/>
+                  <w:sz w:val="20"/>
+                  <w:lang w:val="es-ES"/>
+                </w:rPr>
+                <w:t xml:space="preserve"> </w:t>
+              </w:r>
+              <w:proofErr w:type="spellStart"/>
+              <w:r>
+                <w:rPr>
+                  <w:rStyle w:val="Hyperlink"/>
+                  <w:rFonts w:ascii="Book Antiqua" w:hAnsi="Book Antiqua"/>
+                  <w:sz w:val="20"/>
+                  <w:lang w:val="es-ES"/>
+                </w:rPr>
+                <w:t>Contínua</w:t>
+              </w:r>
+              <w:proofErr w:type="spellEnd"/>
+              <w:r>
+                <w:rPr>
+                  <w:rStyle w:val="Hyperlink"/>
+                  <w:rFonts w:ascii="Book Antiqua" w:hAnsi="Book Antiqua"/>
+                  <w:sz w:val="20"/>
+                  <w:lang w:val="es-ES"/>
+                </w:rPr>
+                <w:t xml:space="preserve"> IL3 - </w:t>
+              </w:r>
+              <w:proofErr w:type="spellStart"/>
+              <w:r>
+                <w:rPr>
+                  <w:rStyle w:val="Hyperlink"/>
+                  <w:rFonts w:ascii="Book Antiqua" w:hAnsi="Book Antiqua"/>
+                  <w:sz w:val="20"/>
+                  <w:lang w:val="es-ES"/>
+                </w:rPr>
+                <w:t>Universitat</w:t>
+              </w:r>
+              <w:proofErr w:type="spellEnd"/>
+              <w:r>
+                <w:rPr>
+                  <w:rStyle w:val="Hyperlink"/>
+                  <w:rFonts w:ascii="Book Antiqua" w:hAnsi="Book Antiqua"/>
+                  <w:sz w:val="20"/>
+                  <w:lang w:val="es-ES"/>
+                </w:rPr>
+                <w:t xml:space="preserve"> de Barcelona (UB)</w:t>
               </w:r>
             </w:hyperlink>
           </w:p>
@@ -1711,6 +1897,7 @@
               <w:br/>
             </w:r>
             <w:hyperlink r:id="rId16" w:history="1">
+              <w:proofErr w:type="spellStart"/>
               <w:r>
                 <w:rPr>
                   <w:rStyle w:val="Hyperlink"/>
@@ -1719,6 +1906,7 @@
                 </w:rPr>
                 <w:t>Symanto</w:t>
               </w:r>
+              <w:proofErr w:type="spellEnd"/>
             </w:hyperlink>
           </w:p>
         </w:tc>
@@ -1866,6 +2054,7 @@
                 <w:lang w:val="es-ES"/>
               </w:rPr>
             </w:pPr>
+            <w:proofErr w:type="spellStart"/>
             <w:r>
               <w:rPr>
                 <w:rFonts w:ascii="Book Antiqua" w:hAnsi="Book Antiqua"/>
@@ -1876,6 +2065,7 @@
               </w:rPr>
               <w:t>Collaborator</w:t>
             </w:r>
+            <w:proofErr w:type="spellEnd"/>
             <w:r>
               <w:rPr>
                 <w:rFonts w:ascii="Book Antiqua" w:hAnsi="Book Antiqua"/>
@@ -1974,7 +2164,67 @@
                   <w:sz w:val="20"/>
                   <w:lang w:val="es-ES"/>
                 </w:rPr>
-                <w:t>Institut de Formació Contínua IL3 - Universitat de Barcelona (UB)</w:t>
+                <w:t xml:space="preserve">Institut de </w:t>
+              </w:r>
+              <w:proofErr w:type="spellStart"/>
+              <w:r>
+                <w:rPr>
+                  <w:rStyle w:val="Hyperlink"/>
+                  <w:rFonts w:ascii="Book Antiqua" w:hAnsi="Book Antiqua"/>
+                  <w:sz w:val="20"/>
+                  <w:lang w:val="es-ES"/>
+                </w:rPr>
+                <w:t>Formació</w:t>
+              </w:r>
+              <w:proofErr w:type="spellEnd"/>
+              <w:r>
+                <w:rPr>
+                  <w:rStyle w:val="Hyperlink"/>
+                  <w:rFonts w:ascii="Book Antiqua" w:hAnsi="Book Antiqua"/>
+                  <w:sz w:val="20"/>
+                  <w:lang w:val="es-ES"/>
+                </w:rPr>
+                <w:t xml:space="preserve"> </w:t>
+              </w:r>
+              <w:proofErr w:type="spellStart"/>
+              <w:r>
+                <w:rPr>
+                  <w:rStyle w:val="Hyperlink"/>
+                  <w:rFonts w:ascii="Book Antiqua" w:hAnsi="Book Antiqua"/>
+                  <w:sz w:val="20"/>
+                  <w:lang w:val="es-ES"/>
+                </w:rPr>
+                <w:t>Contínua</w:t>
+              </w:r>
+              <w:proofErr w:type="spellEnd"/>
+              <w:r>
+                <w:rPr>
+                  <w:rStyle w:val="Hyperlink"/>
+                  <w:rFonts w:ascii="Book Antiqua" w:hAnsi="Book Antiqua"/>
+                  <w:sz w:val="20"/>
+                  <w:lang w:val="es-ES"/>
+                </w:rPr>
+                <w:t xml:space="preserve"> IL3 - </w:t>
+              </w:r>
+              <w:proofErr w:type="spellStart"/>
+              <w:r>
+                <w:rPr>
+                  <w:rStyle w:val="Hyperlink"/>
+                  <w:rFonts w:ascii="Book Antiqua" w:hAnsi="Book Antiqua"/>
+                  <w:sz w:val="20"/>
+                  <w:lang w:val="es-ES"/>
+                </w:rPr>
+                <w:t>Universitat</w:t>
+              </w:r>
+              <w:proofErr w:type="spellEnd"/>
+              <w:r>
+                <w:rPr>
+                  <w:rStyle w:val="Hyperlink"/>
+                  <w:rFonts w:ascii="Book Antiqua" w:hAnsi="Book Antiqua"/>
+                  <w:sz w:val="20"/>
+                  <w:lang w:val="es-ES"/>
+                </w:rPr>
+                <w:t xml:space="preserve"> de Barcelona (UB)</w:t>
               </w:r>
             </w:hyperlink>
           </w:p>
@@ -2106,6 +2356,7 @@
               <w:br/>
             </w:r>
             <w:hyperlink r:id="rId18" w:history="1">
+              <w:proofErr w:type="spellStart"/>
               <w:r>
                 <w:rPr>
                   <w:rStyle w:val="Hyperlink"/>
@@ -2114,6 +2365,7 @@
                 </w:rPr>
                 <w:t>Symanto</w:t>
               </w:r>
+              <w:proofErr w:type="spellEnd"/>
             </w:hyperlink>
           </w:p>
         </w:tc>
@@ -2324,6 +2576,7 @@
               <w:br/>
             </w:r>
             <w:hyperlink r:id="rId19" w:history="1">
+              <w:proofErr w:type="spellStart"/>
               <w:r>
                 <w:rPr>
                   <w:rStyle w:val="Hyperlink"/>
@@ -2332,6 +2585,7 @@
                 </w:rPr>
                 <w:t>Symanto</w:t>
               </w:r>
+              <w:proofErr w:type="spellEnd"/>
             </w:hyperlink>
           </w:p>
         </w:tc>
@@ -2490,6 +2744,7 @@
               <w:br/>
             </w:r>
             <w:hyperlink r:id="rId20" w:history="1">
+              <w:proofErr w:type="spellStart"/>
               <w:r>
                 <w:rPr>
                   <w:rStyle w:val="Hyperlink"/>
@@ -2498,6 +2753,7 @@
                 </w:rPr>
                 <w:t>Symanto</w:t>
               </w:r>
+              <w:proofErr w:type="spellEnd"/>
             </w:hyperlink>
           </w:p>
         </w:tc>
@@ -2787,6 +3043,7 @@
               <w:br/>
             </w:r>
             <w:hyperlink r:id="rId23" w:history="1">
+              <w:proofErr w:type="spellStart"/>
               <w:r>
                 <w:rPr>
                   <w:rStyle w:val="Hyperlink"/>
@@ -2795,6 +3052,7 @@
                 </w:rPr>
                 <w:t>Symanto</w:t>
               </w:r>
+              <w:proofErr w:type="spellEnd"/>
             </w:hyperlink>
           </w:p>
         </w:tc>
@@ -2943,13 +3201,41 @@
               <w:t xml:space="preserve">, </w:t>
             </w:r>
             <w:hyperlink r:id="rId25" w:history="1">
+              <w:proofErr w:type="spellStart"/>
               <w:r>
                 <w:rPr>
                   <w:rStyle w:val="Hyperlink"/>
                   <w:rFonts w:ascii="Book Antiqua" w:hAnsi="Book Antiqua"/>
                   <w:sz w:val="20"/>
                 </w:rPr>
-                <w:t>Universitat Politècnica de València</w:t>
+                <w:t>Universitat</w:t>
+              </w:r>
+              <w:proofErr w:type="spellEnd"/>
+              <w:r>
+                <w:rPr>
+                  <w:rStyle w:val="Hyperlink"/>
+                  <w:rFonts w:ascii="Book Antiqua" w:hAnsi="Book Antiqua"/>
+                  <w:sz w:val="20"/>
+                </w:rPr>
+                <w:t xml:space="preserve"> </w:t>
+              </w:r>
+              <w:proofErr w:type="spellStart"/>
+              <w:r>
+                <w:rPr>
+                  <w:rStyle w:val="Hyperlink"/>
+                  <w:rFonts w:ascii="Book Antiqua" w:hAnsi="Book Antiqua"/>
+                  <w:sz w:val="20"/>
+                </w:rPr>
+                <w:t>Politècnica</w:t>
+              </w:r>
+              <w:proofErr w:type="spellEnd"/>
+              <w:r>
+                <w:rPr>
+                  <w:rStyle w:val="Hyperlink"/>
+                  <w:rFonts w:ascii="Book Antiqua" w:hAnsi="Book Antiqua"/>
+                  <w:sz w:val="20"/>
+                </w:rPr>
+                <w:t xml:space="preserve"> de València</w:t>
               </w:r>
             </w:hyperlink>
           </w:p>
@@ -3318,12 +3604,21 @@
           <w:sz w:val="20"/>
         </w:rPr>
       </w:pPr>
-      <w:r>
-        <w:rPr>
-          <w:rFonts w:ascii="Book Antiqua" w:hAnsi="Book Antiqua"/>
-          <w:sz w:val="20"/>
-        </w:rPr>
-        <w:t>MultiJEDI research project, funded by the 5-year ERC Starting Grant No. 259234</w:t>
+      <w:proofErr w:type="spellStart"/>
+      <w:r>
+        <w:rPr>
+          <w:rFonts w:ascii="Book Antiqua" w:hAnsi="Book Antiqua"/>
+          <w:sz w:val="20"/>
+        </w:rPr>
+        <w:t>MultiJEDI</w:t>
+      </w:r>
+      <w:proofErr w:type="spellEnd"/>
+      <w:r>
+        <w:rPr>
+          <w:rFonts w:ascii="Book Antiqua" w:hAnsi="Book Antiqua"/>
+          <w:sz w:val="20"/>
+        </w:rPr>
+        <w:t xml:space="preserve"> research project, funded by the 5-year ERC Starting Grant No. 259234</w:t>
       </w:r>
     </w:p>
     <w:tbl>
@@ -3399,6 +3694,7 @@
               <w:t xml:space="preserve">, </w:t>
             </w:r>
             <w:hyperlink r:id="rId31" w:history="1">
+              <w:proofErr w:type="spellStart"/>
               <w:r>
                 <w:rPr>
                   <w:rStyle w:val="Hyperlink"/>
@@ -3406,7 +3702,37 @@
                   <w:sz w:val="20"/>
                   <w:lang w:val="es-ES"/>
                 </w:rPr>
-                <w:t>Universitat Politècnica de València</w:t>
+                <w:t>Universitat</w:t>
+              </w:r>
+              <w:proofErr w:type="spellEnd"/>
+              <w:r>
+                <w:rPr>
+                  <w:rStyle w:val="Hyperlink"/>
+                  <w:rFonts w:ascii="Book Antiqua" w:hAnsi="Book Antiqua"/>
+                  <w:sz w:val="20"/>
+                  <w:lang w:val="es-ES"/>
+                </w:rPr>
+                <w:t xml:space="preserve"> </w:t>
+              </w:r>
+              <w:proofErr w:type="spellStart"/>
+              <w:r>
+                <w:rPr>
+                  <w:rStyle w:val="Hyperlink"/>
+                  <w:rFonts w:ascii="Book Antiqua" w:hAnsi="Book Antiqua"/>
+                  <w:sz w:val="20"/>
+                  <w:lang w:val="es-ES"/>
+                </w:rPr>
+                <w:t>Politècnica</w:t>
+              </w:r>
+              <w:proofErr w:type="spellEnd"/>
+              <w:r>
+                <w:rPr>
+                  <w:rStyle w:val="Hyperlink"/>
+                  <w:rFonts w:ascii="Book Antiqua" w:hAnsi="Book Antiqua"/>
+                  <w:sz w:val="20"/>
+                  <w:lang w:val="es-ES"/>
+                </w:rPr>
+                <w:t xml:space="preserve"> de València</w:t>
               </w:r>
             </w:hyperlink>
           </w:p>
@@ -3597,6 +3923,7 @@
               <w:br/>
             </w:r>
             <w:hyperlink r:id="rId32" w:history="1">
+              <w:proofErr w:type="spellStart"/>
               <w:r>
                 <w:rPr>
                   <w:rStyle w:val="Hyperlink"/>
@@ -3604,7 +3931,37 @@
                   <w:sz w:val="24"/>
                   <w:szCs w:val="24"/>
                 </w:rPr>
-                <w:t>Universitat Politècnica de València</w:t>
+                <w:t>Universitat</w:t>
+              </w:r>
+              <w:proofErr w:type="spellEnd"/>
+              <w:r>
+                <w:rPr>
+                  <w:rStyle w:val="Hyperlink"/>
+                  <w:rFonts w:ascii="Book Antiqua" w:hAnsi="Book Antiqua"/>
+                  <w:sz w:val="24"/>
+                  <w:szCs w:val="24"/>
+                </w:rPr>
+                <w:t xml:space="preserve"> </w:t>
+              </w:r>
+              <w:proofErr w:type="spellStart"/>
+              <w:r>
+                <w:rPr>
+                  <w:rStyle w:val="Hyperlink"/>
+                  <w:rFonts w:ascii="Book Antiqua" w:hAnsi="Book Antiqua"/>
+                  <w:sz w:val="24"/>
+                  <w:szCs w:val="24"/>
+                </w:rPr>
+                <w:t>Politècnica</w:t>
+              </w:r>
+              <w:proofErr w:type="spellEnd"/>
+              <w:r>
+                <w:rPr>
+                  <w:rStyle w:val="Hyperlink"/>
+                  <w:rFonts w:ascii="Book Antiqua" w:hAnsi="Book Antiqua"/>
+                  <w:sz w:val="24"/>
+                  <w:szCs w:val="24"/>
+                </w:rPr>
+                <w:t xml:space="preserve"> de València</w:t>
               </w:r>
             </w:hyperlink>
             <w:r>
@@ -3810,6 +4167,7 @@
               <w:br/>
             </w:r>
             <w:hyperlink r:id="rId33" w:history="1">
+              <w:proofErr w:type="spellStart"/>
               <w:r>
                 <w:rPr>
                   <w:rStyle w:val="Hyperlink"/>
@@ -3818,7 +4176,40 @@
                   <w:szCs w:val="24"/>
                   <w:lang w:val="es-ES"/>
                 </w:rPr>
-                <w:t>Universitat Politècnica de València</w:t>
+                <w:t>Universitat</w:t>
+              </w:r>
+              <w:proofErr w:type="spellEnd"/>
+              <w:r>
+                <w:rPr>
+                  <w:rStyle w:val="Hyperlink"/>
+                  <w:rFonts w:ascii="Book Antiqua" w:hAnsi="Book Antiqua"/>
+                  <w:sz w:val="24"/>
+                  <w:szCs w:val="24"/>
+                  <w:lang w:val="es-ES"/>
+                </w:rPr>
+                <w:t xml:space="preserve"> </w:t>
+              </w:r>
+              <w:proofErr w:type="spellStart"/>
+              <w:r>
+                <w:rPr>
+                  <w:rStyle w:val="Hyperlink"/>
+                  <w:rFonts w:ascii="Book Antiqua" w:hAnsi="Book Antiqua"/>
+                  <w:sz w:val="24"/>
+                  <w:szCs w:val="24"/>
+                  <w:lang w:val="es-ES"/>
+                </w:rPr>
+                <w:t>Politècnica</w:t>
+              </w:r>
+              <w:proofErr w:type="spellEnd"/>
+              <w:r>
+                <w:rPr>
+                  <w:rStyle w:val="Hyperlink"/>
+                  <w:rFonts w:ascii="Book Antiqua" w:hAnsi="Book Antiqua"/>
+                  <w:sz w:val="24"/>
+                  <w:szCs w:val="24"/>
+                  <w:lang w:val="es-ES"/>
+                </w:rPr>
+                <w:t xml:space="preserve"> de València</w:t>
               </w:r>
             </w:hyperlink>
             <w:r>
@@ -3963,6 +4354,7 @@
               <w:br/>
             </w:r>
             <w:hyperlink r:id="rId34" w:history="1">
+              <w:proofErr w:type="spellStart"/>
               <w:r>
                 <w:rPr>
                   <w:rStyle w:val="Hyperlink"/>
@@ -3970,7 +4362,37 @@
                   <w:sz w:val="24"/>
                   <w:szCs w:val="24"/>
                 </w:rPr>
-                <w:t>Universitat Politècnica de València</w:t>
+                <w:t>Universitat</w:t>
+              </w:r>
+              <w:proofErr w:type="spellEnd"/>
+              <w:r>
+                <w:rPr>
+                  <w:rStyle w:val="Hyperlink"/>
+                  <w:rFonts w:ascii="Book Antiqua" w:hAnsi="Book Antiqua"/>
+                  <w:sz w:val="24"/>
+                  <w:szCs w:val="24"/>
+                </w:rPr>
+                <w:t xml:space="preserve"> </w:t>
+              </w:r>
+              <w:proofErr w:type="spellStart"/>
+              <w:r>
+                <w:rPr>
+                  <w:rStyle w:val="Hyperlink"/>
+                  <w:rFonts w:ascii="Book Antiqua" w:hAnsi="Book Antiqua"/>
+                  <w:sz w:val="24"/>
+                  <w:szCs w:val="24"/>
+                </w:rPr>
+                <w:t>Politècnica</w:t>
+              </w:r>
+              <w:proofErr w:type="spellEnd"/>
+              <w:r>
+                <w:rPr>
+                  <w:rStyle w:val="Hyperlink"/>
+                  <w:rFonts w:ascii="Book Antiqua" w:hAnsi="Book Antiqua"/>
+                  <w:sz w:val="24"/>
+                  <w:szCs w:val="24"/>
+                </w:rPr>
+                <w:t xml:space="preserve"> de València</w:t>
               </w:r>
             </w:hyperlink>
             <w:r>
@@ -4307,7 +4729,6 @@
                 <w:sz w:val="28"/>
                 <w:szCs w:val="28"/>
               </w:rPr>
-              <w:lastRenderedPageBreak/>
               <w:t>Publications</w:t>
             </w:r>
             <w:r>
